--- a/reports/training_materials_20260916/04_GRPO沙箱数据与运行说明.docx
+++ b/reports/training_materials_20260916/04_GRPO沙箱数据与运行说明.docx
@@ -529,236 +529,7 @@
     <w:p>
       <w:pPr/>
       <w:r>
-        <w:t>训练器读取 Parquet。prompt 只包含系统要求和用户任务；评分所需答案与 SQL 放在 reward_model.ground_truth 中，不拼入模型可见问题。</w:t>
-      </w:r>
-    </w:p>
-    <w:tbl>
-      <w:tblPr>
-        <w:tblW w:type="auto" w:w="0"/>
-        <w:tblLayout w:type="fixed"/>
-        <w:tblLook w:firstColumn="1" w:firstRow="1" w:lastColumn="0" w:lastRow="0" w:noHBand="0" w:noVBand="1" w:val="04A0"/>
-      </w:tblPr>
-      <w:tblGrid>
-        <w:gridCol w:w="3402"/>
-        <w:gridCol w:w="6236"/>
-      </w:tblGrid>
-      <w:tr>
-        <w:trPr>
-          <w:cantSplit/>
-          <w:tblHeader/>
-        </w:trPr>
-        <w:tc>
-          <w:tcPr>
-            <w:tcW w:type="dxa" w:w="3402"/>
-            <w:vAlign w:val="center"/>
-            <w:shd w:fill="E7E7E7"/>
-          </w:tcPr>
-          <w:p>
-            <w:pPr>
-              <w:keepNext/>
-              <w:spacing w:after="20" w:before="20"/>
-              <w:ind w:firstLine="0" w:firstLineChars="0"/>
-            </w:pPr>
-            <w:r>
-              <w:rPr>
-                <w:b/>
-              </w:rPr>
-              <w:t>字段</w:t>
-            </w:r>
-          </w:p>
-        </w:tc>
-        <w:tc>
-          <w:tcPr>
-            <w:tcW w:type="dxa" w:w="6236"/>
-            <w:vAlign w:val="center"/>
-            <w:shd w:fill="E7E7E7"/>
-          </w:tcPr>
-          <w:p>
-            <w:pPr>
-              <w:keepNext/>
-              <w:spacing w:after="20" w:before="20"/>
-              <w:ind w:firstLine="0" w:firstLineChars="0"/>
-            </w:pPr>
-            <w:r>
-              <w:rPr>
-                <w:b/>
-              </w:rPr>
-              <w:t>含义</w:t>
-            </w:r>
-          </w:p>
-        </w:tc>
-      </w:tr>
-      <w:tr>
-        <w:trPr>
-          <w:cantSplit/>
-        </w:trPr>
-        <w:tc>
-          <w:tcPr>
-            <w:tcW w:type="dxa" w:w="3402"/>
-            <w:vAlign w:val="center"/>
-          </w:tcPr>
-          <w:p>
-            <w:pPr>
-              <w:spacing w:after="20" w:before="20"/>
-              <w:ind w:firstLine="0" w:firstLineChars="0"/>
-            </w:pPr>
-            <w:r>
-              <w:rPr>
-                <w:b w:val="0"/>
-              </w:rPr>
-              <w:t>data_source / agent_name</w:t>
-            </w:r>
-          </w:p>
-        </w:tc>
-        <w:tc>
-          <w:tcPr>
-            <w:tcW w:type="dxa" w:w="6236"/>
-            <w:vAlign w:val="center"/>
-          </w:tcPr>
-          <w:p>
-            <w:pPr>
-              <w:spacing w:after="20" w:before="20"/>
-              <w:ind w:firstLine="0" w:firstLineChars="0"/>
-            </w:pPr>
-            <w:r>
-              <w:rPr>
-                <w:b w:val="0"/>
-              </w:rPr>
-              <w:t>数据来源标记；pi_agent 执行循环</w:t>
-            </w:r>
-          </w:p>
-        </w:tc>
-      </w:tr>
-      <w:tr>
-        <w:trPr>
-          <w:cantSplit/>
-        </w:trPr>
-        <w:tc>
-          <w:tcPr>
-            <w:tcW w:type="dxa" w:w="3402"/>
-            <w:vAlign w:val="center"/>
-          </w:tcPr>
-          <w:p>
-            <w:pPr>
-              <w:spacing w:after="20" w:before="20"/>
-              <w:ind w:firstLine="0" w:firstLineChars="0"/>
-            </w:pPr>
-            <w:r>
-              <w:rPr>
-                <w:b w:val="0"/>
-              </w:rPr>
-              <w:t>prompt</w:t>
-            </w:r>
-          </w:p>
-        </w:tc>
-        <w:tc>
-          <w:tcPr>
-            <w:tcW w:type="dxa" w:w="6236"/>
-            <w:vAlign w:val="center"/>
-          </w:tcPr>
-          <w:p>
-            <w:pPr>
-              <w:spacing w:after="20" w:before="20"/>
-              <w:ind w:firstLine="0" w:firstLineChars="0"/>
-            </w:pPr>
-            <w:r>
-              <w:rPr>
-                <w:b w:val="0"/>
-              </w:rPr>
-              <w:t>system 与 user 消息</w:t>
-            </w:r>
-          </w:p>
-        </w:tc>
-      </w:tr>
-      <w:tr>
-        <w:trPr>
-          <w:cantSplit/>
-        </w:trPr>
-        <w:tc>
-          <w:tcPr>
-            <w:tcW w:type="dxa" w:w="3402"/>
-            <w:vAlign w:val="center"/>
-          </w:tcPr>
-          <w:p>
-            <w:pPr>
-              <w:spacing w:after="20" w:before="20"/>
-              <w:ind w:firstLine="0" w:firstLineChars="0"/>
-            </w:pPr>
-            <w:r>
-              <w:rPr>
-                <w:b w:val="0"/>
-              </w:rPr>
-              <w:t>reward_model.</w:t>
-              <w:br/>
-              <w:t>ground_truth</w:t>
-            </w:r>
-          </w:p>
-        </w:tc>
-        <w:tc>
-          <w:tcPr>
-            <w:tcW w:type="dxa" w:w="6236"/>
-            <w:vAlign w:val="center"/>
-          </w:tcPr>
-          <w:p>
-            <w:pPr>
-              <w:spacing w:after="20" w:before="20"/>
-              <w:ind w:firstLine="0" w:firstLineChars="0"/>
-            </w:pPr>
-            <w:r>
-              <w:rPr>
-                <w:b w:val="0"/>
-              </w:rPr>
-              <w:t>任务、环境、答案类型、预期结果及参考 SQL</w:t>
-            </w:r>
-          </w:p>
-        </w:tc>
-      </w:tr>
-      <w:tr>
-        <w:trPr>
-          <w:cantSplit/>
-        </w:trPr>
-        <w:tc>
-          <w:tcPr>
-            <w:tcW w:type="dxa" w:w="3402"/>
-            <w:vAlign w:val="center"/>
-          </w:tcPr>
-          <w:p>
-            <w:pPr>
-              <w:spacing w:after="20" w:before="20"/>
-              <w:ind w:firstLine="0" w:firstLineChars="0"/>
-            </w:pPr>
-            <w:r>
-              <w:rPr>
-                <w:b w:val="0"/>
-              </w:rPr>
-              <w:t>extra_info</w:t>
-            </w:r>
-          </w:p>
-        </w:tc>
-        <w:tc>
-          <w:tcPr>
-            <w:tcW w:type="dxa" w:w="6236"/>
-            <w:vAlign w:val="center"/>
-          </w:tcPr>
-          <w:p>
-            <w:pPr>
-              <w:spacing w:after="20" w:before="20"/>
-              <w:ind w:firstLine="0" w:firstLineChars="0"/>
-            </w:pPr>
-            <w:r>
-              <w:rPr>
-                <w:b w:val="0"/>
-              </w:rPr>
-              <w:t>split、来源指纹、工具选择和环境创建参数</w:t>
-            </w:r>
-          </w:p>
-        </w:tc>
-      </w:tr>
-    </w:tbl>
-    <w:p>
-      <w:pPr/>
-      <w:r>
-        <w:t>以下为关键字段示意，省略完整工具参数和来源字段。</w:t>
+        <w:t>下面摘录训练 Parquet 第 70 条记录，任务编号 task_000245。问题要求查询超时订单总数，记录同时保存数值型评分目标和参考 SQL。</w:t>
       </w:r>
     </w:p>
     <w:p>
@@ -798,37 +569,7 @@
         <w:shd w:fill="F2F2F2"/>
       </w:pPr>
       <w:r>
-        <w:t xml:space="preserve">  "prompt":[</w:t>
-      </w:r>
-    </w:p>
-    <w:p>
-      <w:pPr>
-        <w:pStyle w:val="CodeText"/>
-        <w:keepNext/>
-        <w:shd w:fill="F2F2F2"/>
-      </w:pPr>
-      <w:r>
-        <w:t xml:space="preserve">    {"role":"system","content":"沙箱操作要求"},</w:t>
-      </w:r>
-    </w:p>
-    <w:p>
-      <w:pPr>
-        <w:pStyle w:val="CodeText"/>
-        <w:keepNext/>
-        <w:shd w:fill="F2F2F2"/>
-      </w:pPr>
-      <w:r>
-        <w:t xml:space="preserve">    {"role":"user","content":"物流查询任务"}</w:t>
-      </w:r>
-    </w:p>
-    <w:p>
-      <w:pPr>
-        <w:pStyle w:val="CodeText"/>
-        <w:keepNext/>
-        <w:shd w:fill="F2F2F2"/>
-      </w:pPr>
-      <w:r>
-        <w:t xml:space="preserve">  ],</w:t>
+        <w:t xml:space="preserve">  "prompt":[{"role": "user", "content": "时效分析汇总里，最近这一期超时订单的总数有多少？"}],</w:t>
       </w:r>
     </w:p>
     <w:p>
@@ -848,7 +589,7 @@
         <w:shd w:fill="F2F2F2"/>
       </w:pPr>
       <w:r>
-        <w:t xml:space="preserve">    "task_id":"任务编号", "environment_id":"环境编号",</w:t>
+        <w:t xml:space="preserve">    "task_id":"task_000245",</w:t>
       </w:r>
     </w:p>
     <w:p>
@@ -858,7 +599,7 @@
         <w:shd w:fill="F2F2F2"/>
       </w:pPr>
       <w:r>
-        <w:t xml:space="preserve">    "answer_type":"答案类型",</w:t>
+        <w:t xml:space="preserve">    "environment_id":"sft/20260628_v15",</w:t>
       </w:r>
     </w:p>
     <w:p>
@@ -868,7 +609,7 @@
         <w:shd w:fill="F2F2F2"/>
       </w:pPr>
       <w:r>
-        <w:t xml:space="preserve">    "expected_value_json":"序列化预期结果",</w:t>
+        <w:t xml:space="preserve">    "answer_type":"numeric",</w:t>
       </w:r>
     </w:p>
     <w:p>
@@ -878,7 +619,17 @@
         <w:shd w:fill="F2F2F2"/>
       </w:pPr>
       <w:r>
-        <w:t xml:space="preserve">    "verification_sql":"经核验的只读 SQL"</w:t>
+        <w:t xml:space="preserve">    "expected_value_json":"481309",</w:t>
+      </w:r>
+    </w:p>
+    <w:p>
+      <w:pPr>
+        <w:pStyle w:val="CodeText"/>
+        <w:keepNext/>
+        <w:shd w:fill="F2F2F2"/>
+      </w:pPr>
+      <w:r>
+        <w:t xml:space="preserve">    "verification_sql":"SELECT SUM(exception_order_cnt) FROM fact_dws_timeliness_analysis"</w:t>
       </w:r>
     </w:p>
     <w:p>
@@ -914,12 +665,25 @@
     <w:p>
       <w:pPr/>
       <w:r>
-        <w:t>SFT 学习已有回答；本路线则在 rollout 阶段生成新的回答与工具操作，再由评分器给出奖励。两个阶段的数据文件不能直接互换。</w:t>
+        <w:t>节选省略 system 消息、user 前置沙箱布局，以及工具参数和来源指纹。任务句、SQL、评分值均保持原文；本页展示存储格式，不替代业务题意审核。</w:t>
+      </w:r>
+    </w:p>
+    <w:p>
+      <w:pPr/>
+      <w:r>
+        <w:t>prompt 中的任务交给模型；ground_truth 交给评分器，不能拼进模型提示。样本没有预先写好的 assistant 回答，回答和工具轨迹由训练时在线生成。</w:t>
+      </w:r>
+    </w:p>
+    <w:p>
+      <w:pPr/>
+      <w:r>
+        <w:t>样本来源：boss_v15_dwh_full276_20260806/dataset/boss_pi_train.parquet，第 70 条。</w:t>
       </w:r>
     </w:p>
     <w:p>
       <w:pPr>
         <w:pStyle w:val="Heading1"/>
+        <w:pageBreakBefore/>
       </w:pPr>
       <w:r>
         <w:t>三 脚本运行指令</w:t>
